--- a/doc/05-项目总结报告.docx
+++ b/doc/05-项目总结报告.docx
@@ -47,7 +47,7 @@
           <w:color w:val="000000"/>
           <w:sz w:val="20"/>
         </w:rPr>
-        <w:t>文档版本: V1.0   编写日期: 2026-07-03</w:t>
+        <w:t>文档版本: V2.0   编写日期: 2026-07-05</w:t>
       </w:r>
     </w:p>
     <w:p>
@@ -238,7 +238,7 @@
                 <w:color w:val="000000"/>
                 <w:sz w:val="20"/>
               </w:rPr>
-              <w:t>父工程 pom.xml + 5 个子模块</w:t>
+              <w:t>父工程 pom.xml + 6 个子模块 (含 log-service)</w:t>
             </w:r>
           </w:p>
         </w:tc>
@@ -309,7 +309,7 @@
                 <w:color w:val="000000"/>
                 <w:sz w:val="20"/>
               </w:rPr>
-              <w:t>Nacos 服务注册与发现 (5 个服务)</w:t>
+              <w:t>Nacos 服务注册与发现 (6 个服务)</w:t>
             </w:r>
           </w:p>
         </w:tc>
@@ -380,7 +380,7 @@
                 <w:color w:val="000000"/>
                 <w:sz w:val="20"/>
               </w:rPr>
-              <w:t>Nacos 统一配置中心 (5 个 yaml)</w:t>
+              <w:t>Nacos 统一配置中心 (6 个 yaml)</w:t>
             </w:r>
           </w:p>
         </w:tc>
@@ -806,7 +806,7 @@
                 <w:color w:val="000000"/>
                 <w:sz w:val="20"/>
               </w:rPr>
-              <w:t>gateway (动态路由 + JWT 鉴权)</w:t>
+              <w:t>gateway (动态路由 + JWT 鉴权 + X-User-Role 注入)</w:t>
             </w:r>
           </w:p>
         </w:tc>
@@ -877,7 +877,7 @@
                 <w:color w:val="000000"/>
                 <w:sz w:val="20"/>
               </w:rPr>
-              <w:t>Vue 3 + Vite + Element Plus 前端</w:t>
+              <w:t>log-service (文件浏览/tail/搜索 + 路径安全校验)</w:t>
             </w:r>
           </w:p>
         </w:tc>
@@ -948,7 +948,7 @@
                 <w:color w:val="000000"/>
                 <w:sz w:val="20"/>
               </w:rPr>
-              <w:t>Postman Collection (20+ 请求)</w:t>
+              <w:t>RBAC 角色体系 (USER/ADMIN, JWT 内嵌 role claim)</w:t>
             </w:r>
           </w:p>
         </w:tc>
@@ -1019,7 +1019,7 @@
                 <w:color w:val="000000"/>
                 <w:sz w:val="20"/>
               </w:rPr>
-              <w:t>JMeter 性能测试 (负载 + 压测)</w:t>
+              <w:t>管理后台 5 个子页面 (用户/商品/库存/订单/日志)</w:t>
             </w:r>
           </w:p>
         </w:tc>
@@ -1090,7 +1090,7 @@
                 <w:color w:val="000000"/>
                 <w:sz w:val="20"/>
               </w:rPr>
-              <w:t>Python 自动化测试 (32 用例全过)</w:t>
+              <w:t>Vue 3 + Vite + Element Plus 前端</w:t>
             </w:r>
           </w:p>
         </w:tc>
@@ -1161,7 +1161,7 @@
                 <w:color w:val="000000"/>
                 <w:sz w:val="20"/>
               </w:rPr>
-              <w:t>数据库升级脚本 (字段 + 库存同步)</w:t>
+              <w:t>Postman Collection (20+ 请求)</w:t>
             </w:r>
           </w:p>
         </w:tc>
@@ -1232,7 +1232,7 @@
                 <w:color w:val="000000"/>
                 <w:sz w:val="20"/>
               </w:rPr>
-              <w:t>完整文档 (5 份 docx)</w:t>
+              <w:t>JMeter 性能测试 (负载 + 压测)</w:t>
             </w:r>
           </w:p>
         </w:tc>
@@ -1303,7 +1303,7 @@
                 <w:color w:val="000000"/>
                 <w:sz w:val="20"/>
               </w:rPr>
-              <w:t>前端订单模块: 按状态分页 + 一键支付 (V2 迭代)</w:t>
+              <w:t>Python 自动化测试 (60→71 用例全过)</w:t>
             </w:r>
           </w:p>
         </w:tc>
@@ -1374,7 +1374,7 @@
                 <w:color w:val="000000"/>
                 <w:sz w:val="20"/>
               </w:rPr>
-              <w:t>订单取消库存回滚 (V2 修复 cancelOrder 调 inventory restore)</w:t>
+              <w:t>数据库升级脚本 (字段 + 库存同步 + role 列)</w:t>
             </w:r>
           </w:p>
         </w:tc>
@@ -1445,7 +1445,7 @@
                 <w:color w:val="000000"/>
                 <w:sz w:val="20"/>
               </w:rPr>
-              <w:t>商品冗余库存同步 (V3 修复 order-service 调 product stock/update)</w:t>
+              <w:t>完整文档 (5 份 docx)</w:t>
             </w:r>
           </w:p>
         </w:tc>
@@ -1516,7 +1516,504 @@
                 <w:color w:val="000000"/>
                 <w:sz w:val="20"/>
               </w:rPr>
+              <w:t>前端订单模块: 按状态分页 + 一键支付 (V2 迭代)</w:t>
+            </w:r>
+          </w:p>
+        </w:tc>
+        <w:tc>
+          <w:tcPr>
+            <w:tcW w:type="dxa" w:w="1701"/>
+            <w:vAlign w:val="center"/>
+          </w:tcPr>
+          <w:p>
+            <w:pPr>
+              <w:spacing w:before="0" w:after="0" w:line="288" w:lineRule="auto"/>
+              <w:jc w:val="left"/>
+            </w:pPr>
+            <w:r/>
+            <w:r>
+              <w:rPr>
+                <w:rFonts w:ascii="Times New Roman" w:hAnsi="Times New Roman" w:eastAsia="宋体" w:cs="Times New Roman"/>
+                <w:b w:val="0"/>
+                <w:i w:val="0"/>
+                <w:color w:val="000000"/>
+                <w:sz w:val="20"/>
+              </w:rPr>
+              <w:t>完成</w:t>
+            </w:r>
+          </w:p>
+        </w:tc>
+      </w:tr>
+      <w:tr>
+        <w:tc>
+          <w:tcPr>
+            <w:tcW w:type="dxa" w:w="850"/>
+            <w:vAlign w:val="center"/>
+          </w:tcPr>
+          <w:p>
+            <w:pPr>
+              <w:spacing w:before="0" w:after="0" w:line="288" w:lineRule="auto"/>
+              <w:jc w:val="center"/>
+            </w:pPr>
+            <w:r/>
+            <w:r>
+              <w:rPr>
+                <w:rFonts w:ascii="Times New Roman" w:hAnsi="Times New Roman" w:eastAsia="宋体" w:cs="Times New Roman"/>
+                <w:b/>
+                <w:i w:val="0"/>
+                <w:color w:val="000000"/>
+                <w:sz w:val="20"/>
+              </w:rPr>
+              <w:t>20</w:t>
+            </w:r>
+          </w:p>
+        </w:tc>
+        <w:tc>
+          <w:tcPr>
+            <w:tcW w:type="dxa" w:w="4819"/>
+            <w:vAlign w:val="center"/>
+          </w:tcPr>
+          <w:p>
+            <w:pPr>
+              <w:spacing w:before="0" w:after="0" w:line="288" w:lineRule="auto"/>
+              <w:jc w:val="left"/>
+            </w:pPr>
+            <w:r/>
+            <w:r>
+              <w:rPr>
+                <w:rFonts w:ascii="Times New Roman" w:hAnsi="Times New Roman" w:eastAsia="宋体" w:cs="Times New Roman"/>
+                <w:b w:val="0"/>
+                <w:i w:val="0"/>
+                <w:color w:val="000000"/>
+                <w:sz w:val="20"/>
+              </w:rPr>
+              <w:t>订单取消库存回滚 (V2 修复 cancelOrder 调 inventory restore)</w:t>
+            </w:r>
+          </w:p>
+        </w:tc>
+        <w:tc>
+          <w:tcPr>
+            <w:tcW w:type="dxa" w:w="1701"/>
+            <w:vAlign w:val="center"/>
+          </w:tcPr>
+          <w:p>
+            <w:pPr>
+              <w:spacing w:before="0" w:after="0" w:line="288" w:lineRule="auto"/>
+              <w:jc w:val="left"/>
+            </w:pPr>
+            <w:r/>
+            <w:r>
+              <w:rPr>
+                <w:rFonts w:ascii="Times New Roman" w:hAnsi="Times New Roman" w:eastAsia="宋体" w:cs="Times New Roman"/>
+                <w:b w:val="0"/>
+                <w:i w:val="0"/>
+                <w:color w:val="000000"/>
+                <w:sz w:val="20"/>
+              </w:rPr>
+              <w:t>完成</w:t>
+            </w:r>
+          </w:p>
+        </w:tc>
+      </w:tr>
+      <w:tr>
+        <w:tc>
+          <w:tcPr>
+            <w:tcW w:type="dxa" w:w="850"/>
+            <w:vAlign w:val="center"/>
+          </w:tcPr>
+          <w:p>
+            <w:pPr>
+              <w:spacing w:before="0" w:after="0" w:line="288" w:lineRule="auto"/>
+              <w:jc w:val="center"/>
+            </w:pPr>
+            <w:r/>
+            <w:r>
+              <w:rPr>
+                <w:rFonts w:ascii="Times New Roman" w:hAnsi="Times New Roman" w:eastAsia="宋体" w:cs="Times New Roman"/>
+                <w:b/>
+                <w:i w:val="0"/>
+                <w:color w:val="000000"/>
+                <w:sz w:val="20"/>
+              </w:rPr>
+              <w:t>21</w:t>
+            </w:r>
+          </w:p>
+        </w:tc>
+        <w:tc>
+          <w:tcPr>
+            <w:tcW w:type="dxa" w:w="4819"/>
+            <w:vAlign w:val="center"/>
+          </w:tcPr>
+          <w:p>
+            <w:pPr>
+              <w:spacing w:before="0" w:after="0" w:line="288" w:lineRule="auto"/>
+              <w:jc w:val="left"/>
+            </w:pPr>
+            <w:r/>
+            <w:r>
+              <w:rPr>
+                <w:rFonts w:ascii="Times New Roman" w:hAnsi="Times New Roman" w:eastAsia="宋体" w:cs="Times New Roman"/>
+                <w:b w:val="0"/>
+                <w:i w:val="0"/>
+                <w:color w:val="000000"/>
+                <w:sz w:val="20"/>
+              </w:rPr>
+              <w:t>商品冗余库存同步 (V3 修复 order-service 调 product stock/update)</w:t>
+            </w:r>
+          </w:p>
+        </w:tc>
+        <w:tc>
+          <w:tcPr>
+            <w:tcW w:type="dxa" w:w="1701"/>
+            <w:vAlign w:val="center"/>
+          </w:tcPr>
+          <w:p>
+            <w:pPr>
+              <w:spacing w:before="0" w:after="0" w:line="288" w:lineRule="auto"/>
+              <w:jc w:val="left"/>
+            </w:pPr>
+            <w:r/>
+            <w:r>
+              <w:rPr>
+                <w:rFonts w:ascii="Times New Roman" w:hAnsi="Times New Roman" w:eastAsia="宋体" w:cs="Times New Roman"/>
+                <w:b w:val="0"/>
+                <w:i w:val="0"/>
+                <w:color w:val="000000"/>
+                <w:sz w:val="20"/>
+              </w:rPr>
+              <w:t>完成</w:t>
+            </w:r>
+          </w:p>
+        </w:tc>
+      </w:tr>
+      <w:tr>
+        <w:tc>
+          <w:tcPr>
+            <w:tcW w:type="dxa" w:w="850"/>
+            <w:vAlign w:val="center"/>
+          </w:tcPr>
+          <w:p>
+            <w:pPr>
+              <w:spacing w:before="0" w:after="0" w:line="288" w:lineRule="auto"/>
+              <w:jc w:val="center"/>
+            </w:pPr>
+            <w:r/>
+            <w:r>
+              <w:rPr>
+                <w:rFonts w:ascii="Times New Roman" w:hAnsi="Times New Roman" w:eastAsia="宋体" w:cs="Times New Roman"/>
+                <w:b/>
+                <w:i w:val="0"/>
+                <w:color w:val="000000"/>
+                <w:sz w:val="20"/>
+              </w:rPr>
+              <w:t>22</w:t>
+            </w:r>
+          </w:p>
+        </w:tc>
+        <w:tc>
+          <w:tcPr>
+            <w:tcW w:type="dxa" w:w="4819"/>
+            <w:vAlign w:val="center"/>
+          </w:tcPr>
+          <w:p>
+            <w:pPr>
+              <w:spacing w:before="0" w:after="0" w:line="288" w:lineRule="auto"/>
+              <w:jc w:val="left"/>
+            </w:pPr>
+            <w:r/>
+            <w:r>
+              <w:rPr>
+                <w:rFonts w:ascii="Times New Roman" w:hAnsi="Times New Roman" w:eastAsia="宋体" w:cs="Times New Roman"/>
+                <w:b w:val="0"/>
+                <w:i w:val="0"/>
+                <w:color w:val="000000"/>
+                <w:sz w:val="20"/>
+              </w:rPr>
               <w:t>前端布局: 引入 SideNav 统一左侧导航 (Logo/用户/模块/退出)</w:t>
+            </w:r>
+          </w:p>
+        </w:tc>
+        <w:tc>
+          <w:tcPr>
+            <w:tcW w:type="dxa" w:w="1701"/>
+            <w:vAlign w:val="center"/>
+          </w:tcPr>
+          <w:p>
+            <w:pPr>
+              <w:spacing w:before="0" w:after="0" w:line="288" w:lineRule="auto"/>
+              <w:jc w:val="left"/>
+            </w:pPr>
+            <w:r/>
+            <w:r>
+              <w:rPr>
+                <w:rFonts w:ascii="Times New Roman" w:hAnsi="Times New Roman" w:eastAsia="宋体" w:cs="Times New Roman"/>
+                <w:b w:val="0"/>
+                <w:i w:val="0"/>
+                <w:color w:val="000000"/>
+                <w:sz w:val="20"/>
+              </w:rPr>
+              <w:t>完成</w:t>
+            </w:r>
+          </w:p>
+        </w:tc>
+      </w:tr>
+      <w:tr>
+        <w:tc>
+          <w:tcPr>
+            <w:tcW w:type="dxa" w:w="850"/>
+            <w:vAlign w:val="center"/>
+          </w:tcPr>
+          <w:p>
+            <w:pPr>
+              <w:spacing w:before="0" w:after="0" w:line="288" w:lineRule="auto"/>
+              <w:jc w:val="center"/>
+            </w:pPr>
+            <w:r/>
+            <w:r>
+              <w:rPr>
+                <w:rFonts w:ascii="Times New Roman" w:hAnsi="Times New Roman" w:eastAsia="宋体" w:cs="Times New Roman"/>
+                <w:b/>
+                <w:i w:val="0"/>
+                <w:color w:val="000000"/>
+                <w:sz w:val="20"/>
+              </w:rPr>
+              <w:t>23</w:t>
+            </w:r>
+          </w:p>
+        </w:tc>
+        <w:tc>
+          <w:tcPr>
+            <w:tcW w:type="dxa" w:w="4819"/>
+            <w:vAlign w:val="center"/>
+          </w:tcPr>
+          <w:p>
+            <w:pPr>
+              <w:spacing w:before="0" w:after="0" w:line="288" w:lineRule="auto"/>
+              <w:jc w:val="left"/>
+            </w:pPr>
+            <w:r/>
+            <w:r>
+              <w:rPr>
+                <w:rFonts w:ascii="Times New Roman" w:hAnsi="Times New Roman" w:eastAsia="宋体" w:cs="Times New Roman"/>
+                <w:b w:val="0"/>
+                <w:i w:val="0"/>
+                <w:color w:val="000000"/>
+                <w:sz w:val="20"/>
+              </w:rPr>
+              <w:t>个人中心 Profile.vue (展示当前用户信息 + 退出登录)</w:t>
+            </w:r>
+          </w:p>
+        </w:tc>
+        <w:tc>
+          <w:tcPr>
+            <w:tcW w:type="dxa" w:w="1701"/>
+            <w:vAlign w:val="center"/>
+          </w:tcPr>
+          <w:p>
+            <w:pPr>
+              <w:spacing w:before="0" w:after="0" w:line="288" w:lineRule="auto"/>
+              <w:jc w:val="left"/>
+            </w:pPr>
+            <w:r/>
+            <w:r>
+              <w:rPr>
+                <w:rFonts w:ascii="Times New Roman" w:hAnsi="Times New Roman" w:eastAsia="宋体" w:cs="Times New Roman"/>
+                <w:b w:val="0"/>
+                <w:i w:val="0"/>
+                <w:color w:val="000000"/>
+                <w:sz w:val="20"/>
+              </w:rPr>
+              <w:t>完成</w:t>
+            </w:r>
+          </w:p>
+        </w:tc>
+      </w:tr>
+      <w:tr>
+        <w:tc>
+          <w:tcPr>
+            <w:tcW w:type="dxa" w:w="850"/>
+            <w:vAlign w:val="center"/>
+          </w:tcPr>
+          <w:p>
+            <w:pPr>
+              <w:spacing w:before="0" w:after="0" w:line="288" w:lineRule="auto"/>
+              <w:jc w:val="center"/>
+            </w:pPr>
+            <w:r/>
+            <w:r>
+              <w:rPr>
+                <w:rFonts w:ascii="Times New Roman" w:hAnsi="Times New Roman" w:eastAsia="宋体" w:cs="Times New Roman"/>
+                <w:b/>
+                <w:i w:val="0"/>
+                <w:color w:val="000000"/>
+                <w:sz w:val="20"/>
+              </w:rPr>
+              <w:t>24</w:t>
+            </w:r>
+          </w:p>
+        </w:tc>
+        <w:tc>
+          <w:tcPr>
+            <w:tcW w:type="dxa" w:w="4819"/>
+            <w:vAlign w:val="center"/>
+          </w:tcPr>
+          <w:p>
+            <w:pPr>
+              <w:spacing w:before="0" w:after="0" w:line="288" w:lineRule="auto"/>
+              <w:jc w:val="left"/>
+            </w:pPr>
+            <w:r/>
+            <w:r>
+              <w:rPr>
+                <w:rFonts w:ascii="Times New Roman" w:hAnsi="Times New Roman" w:eastAsia="宋体" w:cs="Times New Roman"/>
+                <w:b w:val="0"/>
+                <w:i w:val="0"/>
+                <w:color w:val="000000"/>
+                <w:sz w:val="20"/>
+              </w:rPr>
+              <w:t>批处理脚本可移植 (自动探测 JDK + 项目根, 不写死路径)</w:t>
+            </w:r>
+          </w:p>
+        </w:tc>
+        <w:tc>
+          <w:tcPr>
+            <w:tcW w:type="dxa" w:w="1701"/>
+            <w:vAlign w:val="center"/>
+          </w:tcPr>
+          <w:p>
+            <w:pPr>
+              <w:spacing w:before="0" w:after="0" w:line="288" w:lineRule="auto"/>
+              <w:jc w:val="left"/>
+            </w:pPr>
+            <w:r/>
+            <w:r>
+              <w:rPr>
+                <w:rFonts w:ascii="Times New Roman" w:hAnsi="Times New Roman" w:eastAsia="宋体" w:cs="Times New Roman"/>
+                <w:b w:val="0"/>
+                <w:i w:val="0"/>
+                <w:color w:val="000000"/>
+                <w:sz w:val="20"/>
+              </w:rPr>
+              <w:t>完成</w:t>
+            </w:r>
+          </w:p>
+        </w:tc>
+      </w:tr>
+      <w:tr>
+        <w:tc>
+          <w:tcPr>
+            <w:tcW w:type="dxa" w:w="850"/>
+            <w:vAlign w:val="center"/>
+          </w:tcPr>
+          <w:p>
+            <w:pPr>
+              <w:spacing w:before="0" w:after="0" w:line="288" w:lineRule="auto"/>
+              <w:jc w:val="center"/>
+            </w:pPr>
+            <w:r/>
+            <w:r>
+              <w:rPr>
+                <w:rFonts w:ascii="Times New Roman" w:hAnsi="Times New Roman" w:eastAsia="宋体" w:cs="Times New Roman"/>
+                <w:b/>
+                <w:i w:val="0"/>
+                <w:color w:val="000000"/>
+                <w:sz w:val="20"/>
+              </w:rPr>
+              <w:t>25</w:t>
+            </w:r>
+          </w:p>
+        </w:tc>
+        <w:tc>
+          <w:tcPr>
+            <w:tcW w:type="dxa" w:w="4819"/>
+            <w:vAlign w:val="center"/>
+          </w:tcPr>
+          <w:p>
+            <w:pPr>
+              <w:spacing w:before="0" w:after="0" w:line="288" w:lineRule="auto"/>
+              <w:jc w:val="left"/>
+            </w:pPr>
+            <w:r/>
+            <w:r>
+              <w:rPr>
+                <w:rFonts w:ascii="Times New Roman" w:hAnsi="Times New Roman" w:eastAsia="宋体" w:cs="Times New Roman"/>
+                <w:b w:val="0"/>
+                <w:i w:val="0"/>
+                <w:color w:val="000000"/>
+                <w:sz w:val="20"/>
+              </w:rPr>
+              <w:t>RabbitMQ 消息总线 (V5 迭代): order-service 发布 / product&amp;log 消费</w:t>
+            </w:r>
+          </w:p>
+        </w:tc>
+        <w:tc>
+          <w:tcPr>
+            <w:tcW w:type="dxa" w:w="1701"/>
+            <w:vAlign w:val="center"/>
+          </w:tcPr>
+          <w:p>
+            <w:pPr>
+              <w:spacing w:before="0" w:after="0" w:line="288" w:lineRule="auto"/>
+              <w:jc w:val="left"/>
+            </w:pPr>
+            <w:r/>
+            <w:r>
+              <w:rPr>
+                <w:rFonts w:ascii="Times New Roman" w:hAnsi="Times New Roman" w:eastAsia="宋体" w:cs="Times New Roman"/>
+                <w:b w:val="0"/>
+                <w:i w:val="0"/>
+                <w:color w:val="000000"/>
+                <w:sz w:val="20"/>
+              </w:rPr>
+              <w:t>完成</w:t>
+            </w:r>
+          </w:p>
+        </w:tc>
+      </w:tr>
+      <w:tr>
+        <w:tc>
+          <w:tcPr>
+            <w:tcW w:type="dxa" w:w="850"/>
+            <w:vAlign w:val="center"/>
+          </w:tcPr>
+          <w:p>
+            <w:pPr>
+              <w:spacing w:before="0" w:after="0" w:line="288" w:lineRule="auto"/>
+              <w:jc w:val="center"/>
+            </w:pPr>
+            <w:r/>
+            <w:r>
+              <w:rPr>
+                <w:rFonts w:ascii="Times New Roman" w:hAnsi="Times New Roman" w:eastAsia="宋体" w:cs="Times New Roman"/>
+                <w:b/>
+                <w:i w:val="0"/>
+                <w:color w:val="000000"/>
+                <w:sz w:val="20"/>
+              </w:rPr>
+              <w:t>26</w:t>
+            </w:r>
+          </w:p>
+        </w:tc>
+        <w:tc>
+          <w:tcPr>
+            <w:tcW w:type="dxa" w:w="4819"/>
+            <w:vAlign w:val="center"/>
+          </w:tcPr>
+          <w:p>
+            <w:pPr>
+              <w:spacing w:before="0" w:after="0" w:line="288" w:lineRule="auto"/>
+              <w:jc w:val="left"/>
+            </w:pPr>
+            <w:r/>
+            <w:r>
+              <w:rPr>
+                <w:rFonts w:ascii="Times New Roman" w:hAnsi="Times New Roman" w:eastAsia="宋体" w:cs="Times New Roman"/>
+                <w:b w:val="0"/>
+                <w:i w:val="0"/>
+                <w:color w:val="000000"/>
+                <w:sz w:val="20"/>
+              </w:rPr>
+              <w:t>RabbitMQ 端到端测试 (11 用例: 发布/消费/落盘/RBAC)</w:t>
             </w:r>
           </w:p>
         </w:tc>
@@ -1696,6 +2193,159 @@
           <w:sz w:val="21"/>
         </w:rPr>
         <w:t>在 V1 仅能展示订单列表的基础上，V2 迭代新增两大特性大幅提升用户处理批量订单的效率：(1) 顶部 6 张可点击状态卡 (全部/待支付/已支付/已发货/已完成/已取消) 实时统计各状态订单数，单击切换 Tab 并自动分页；(2) 在「待支付」Tab 下提供「一键支付所有」按钮，按钮文案动态显示 「(N 单, 共 ¥X.XX)」, 弹窗二次确认后串行支付所有待支付订单，loading 态与成功/失败汇总消息一应俱全，状态卡计数实时更新。</w:t>
+      </w:r>
+    </w:p>
+    <w:p>
+      <w:pPr>
+        <w:pStyle w:val="Heading2"/>
+        <w:spacing w:before="160" w:after="120"/>
+        <w:jc w:val="left"/>
+      </w:pPr>
+      <w:r>
+        <w:rPr>
+          <w:rFonts w:ascii="Times New Roman" w:hAnsi="Times New Roman" w:eastAsia="宋体" w:cs="Times New Roman"/>
+          <w:b/>
+          <w:i w:val="0"/>
+          <w:color w:val="000000"/>
+          <w:sz w:val="32"/>
+        </w:rPr>
+        <w:t>3.5 RBAC 角色体系与管理员后台 (V4 迭代)</w:t>
+      </w:r>
+    </w:p>
+    <w:p>
+      <w:pPr>
+        <w:spacing w:before="0" w:after="80" w:line="360" w:lineRule="auto"/>
+        <w:ind w:firstLine="420"/>
+        <w:jc w:val="both"/>
+      </w:pPr>
+      <w:r>
+        <w:rPr>
+          <w:rFonts w:ascii="Times New Roman" w:hAnsi="Times New Roman" w:eastAsia="宋体" w:cs="Times New Roman"/>
+          <w:b w:val="0"/>
+          <w:i w:val="0"/>
+          <w:color w:val="000000"/>
+          <w:sz w:val="21"/>
+        </w:rPr>
+        <w:t>V4 迭代在原有 USER 角色基础上引入 ADMIN 角色，构建完整的 RBAC 权限体系。(1) db_user.user 表新增 role 列 (VARCHAR(16), 默认 USER), init.sql 中预置 admin/admin123 账号；(2) JwtUtil.generateToken() 在 token 中追加 role claim，AuthGlobalFilter 解析 JWT 后同时注入 X-User-Id 与 X-User-Role 两个请求头；(3) 所有 /admin/** 控制器方法通过 @RequestHeader("X-User-Role") 显式校验 ADMIN 角色，非管理员统一抛 403；(4) 前端新增 /admin 路由分支，AdminLayout.vue 沿用 SideNav 布局但菜单替换为 用户/商品/库存/订单/日志 5 个管理子页面，路由 meta.adminOnly 守卫 + 后端 RBAC 双重防护，确保绕过前端直接调用 API 也会被服务端拒绝。</w:t>
+      </w:r>
+    </w:p>
+    <w:p>
+      <w:pPr>
+        <w:pStyle w:val="Heading2"/>
+        <w:spacing w:before="160" w:after="120"/>
+        <w:jc w:val="left"/>
+      </w:pPr>
+      <w:r>
+        <w:rPr>
+          <w:rFonts w:ascii="Times New Roman" w:hAnsi="Times New Roman" w:eastAsia="宋体" w:cs="Times New Roman"/>
+          <w:b/>
+          <w:i w:val="0"/>
+          <w:color w:val="000000"/>
+          <w:sz w:val="32"/>
+        </w:rPr>
+        <w:t>3.6 日志服务 (V4 迭代)</w:t>
+      </w:r>
+    </w:p>
+    <w:p>
+      <w:pPr>
+        <w:spacing w:before="0" w:after="80" w:line="360" w:lineRule="auto"/>
+        <w:ind w:firstLine="420"/>
+        <w:jc w:val="both"/>
+      </w:pPr>
+      <w:r>
+        <w:rPr>
+          <w:rFonts w:ascii="Times New Roman" w:hAnsi="Times New Roman" w:eastAsia="宋体" w:cs="Times New Roman"/>
+          <w:b w:val="0"/>
+          <w:i w:val="0"/>
+          <w:color w:val="000000"/>
+          <w:sz w:val="21"/>
+        </w:rPr>
+        <w:t>新增 log-service (8085) 专门负责日志文件的浏览与管理，通过 /api/log/files、/api/log/tail、/api/log/search 三个端点提供类 grep 能力。实现重点：(1) Java NIO Files.list 递归扫描 ${emall.log.root} 目录；(2) RandomAccessFile 倒序读取尾部 N 行；(3) Files.newBufferedReader 流式 + 正则匹配实现关键字检索；(4) 所有 file 参数经 getCanonicalPath 解析后必须落在日志根目录内，路径穿越与绝对路径逃逸均抛 400 拒绝；(5) 仅 ADMIN 角色可访问，普通用户返回 HTTP 403 业务码。</w:t>
+      </w:r>
+    </w:p>
+    <w:p>
+      <w:pPr>
+        <w:pStyle w:val="Heading2"/>
+        <w:spacing w:before="160" w:after="120"/>
+        <w:jc w:val="left"/>
+      </w:pPr>
+      <w:r>
+        <w:rPr>
+          <w:rFonts w:ascii="Times New Roman" w:hAnsi="Times New Roman" w:eastAsia="宋体" w:cs="Times New Roman"/>
+          <w:b/>
+          <w:i w:val="0"/>
+          <w:color w:val="000000"/>
+          <w:sz w:val="32"/>
+        </w:rPr>
+        <w:t>3.7 批处理脚本可移植 (V4 迭代)</w:t>
+      </w:r>
+    </w:p>
+    <w:p>
+      <w:pPr>
+        <w:spacing w:before="0" w:after="80" w:line="360" w:lineRule="auto"/>
+        <w:ind w:firstLine="420"/>
+        <w:jc w:val="both"/>
+      </w:pPr>
+      <w:r>
+        <w:rPr>
+          <w:rFonts w:ascii="Times New Roman" w:hAnsi="Times New Roman" w:eastAsia="宋体" w:cs="Times New Roman"/>
+          <w:b w:val="0"/>
+          <w:i w:val="0"/>
+          <w:color w:val="000000"/>
+          <w:sz w:val="21"/>
+        </w:rPr>
+        <w:t>scripts/start-all-services.bat 与 stop-all-services.bat 完全重写，实现三处可移植性：(1) JDK 探测按 JAVA_HOME → where java → 注册表 三级回退；(2) 项目根目录由 %~dp0 自动推断，无需硬编码绝对路径；(3) Sentinel 日志目录 -Dcsp.sentinel.log.dir 强制写到项目内 logs/csp/，避免 IDE sandbox 阻止 C:\Users\29236\logs\csp 写入。</w:t>
+      </w:r>
+    </w:p>
+    <w:p>
+      <w:pPr>
+        <w:pStyle w:val="Heading2"/>
+        <w:spacing w:before="160" w:after="120"/>
+        <w:jc w:val="left"/>
+      </w:pPr>
+      <w:r>
+        <w:rPr>
+          <w:rFonts w:ascii="Times New Roman" w:hAnsi="Times New Roman" w:eastAsia="宋体" w:cs="Times New Roman"/>
+          <w:b/>
+          <w:i w:val="0"/>
+          <w:color w:val="000000"/>
+          <w:sz w:val="32"/>
+        </w:rPr>
+        <w:t>3.8 RabbitMQ 消息总线 (V5 迭代)</w:t>
+      </w:r>
+    </w:p>
+    <w:p>
+      <w:pPr>
+        <w:spacing w:before="0" w:after="80" w:line="360" w:lineRule="auto"/>
+        <w:ind w:firstLine="420"/>
+        <w:jc w:val="both"/>
+      </w:pPr>
+      <w:r>
+        <w:rPr>
+          <w:rFonts w:ascii="Times New Roman" w:hAnsi="Times New Roman" w:eastAsia="宋体" w:cs="Times New Roman"/>
+          <w:b w:val="0"/>
+          <w:i w:val="0"/>
+          <w:color w:val="000000"/>
+          <w:sz w:val="21"/>
+        </w:rPr>
+        <w:t>V5 迭代在订单服务中引入 RabbitMQ 消息中间件，实现 order-service 与下游分析/审计服务的完全解耦。核心实现要点：(1) 采用 Topic Exchange (emall.order.exchange) 灵活路由，binding pattern 为 order.* 通配匹配 order.created / order.paid / order.cancelled；(2) 两个持久化队列 emall.product.order.queue / emall.log.order.queue 分别由 product-service 与 log-service 订阅；(3) OrderEventPublisher 包裹 try-catch，MQ 推送失败仅记 ERROR 日志不阻塞订单事务；(4) 自定义 Jackson ObjectMapper 注册 JavaTimeModule 解决 LocalDateTime 序列化问题；(5) 端到端测试覆盖发布/消费/落盘/RBAC 四类场景，11 个用例全过。</w:t>
+      </w:r>
+    </w:p>
+    <w:p>
+      <w:pPr>
+        <w:spacing w:before="0" w:after="80" w:line="360" w:lineRule="auto"/>
+        <w:ind w:firstLine="420"/>
+        <w:jc w:val="both"/>
+      </w:pPr>
+      <w:r>
+        <w:rPr>
+          <w:rFonts w:ascii="Times New Roman" w:hAnsi="Times New Roman" w:eastAsia="宋体" w:cs="Times New Roman"/>
+          <w:b w:val="0"/>
+          <w:i w:val="0"/>
+          <w:color w:val="000000"/>
+          <w:sz w:val="21"/>
+        </w:rPr>
+        <w:t>解耦价值：(a) 关键业务路径 (下单) 不因下游消费者可用性而阻塞；(b) 新增订阅方只需声明 Binding 不需改 Publisher；(c) 业务数据 (MySQL) 与 MQ 事件流保持最终一致性。</w:t>
       </w:r>
     </w:p>
     <w:p>
@@ -2732,6 +3382,716 @@
           </w:p>
         </w:tc>
       </w:tr>
+      <w:tr>
+        <w:tc>
+          <w:tcPr>
+            <w:tcW w:type="dxa" w:w="2551"/>
+            <w:vAlign w:val="center"/>
+          </w:tcPr>
+          <w:p>
+            <w:pPr>
+              <w:spacing w:before="0" w:after="0" w:line="288" w:lineRule="auto"/>
+              <w:jc w:val="center"/>
+            </w:pPr>
+            <w:r/>
+            <w:r>
+              <w:rPr>
+                <w:rFonts w:ascii="Times New Roman" w:hAnsi="Times New Roman" w:eastAsia="宋体" w:cs="Times New Roman"/>
+                <w:b/>
+                <w:i w:val="0"/>
+                <w:color w:val="000000"/>
+                <w:sz w:val="20"/>
+              </w:rPr>
+              <w:t>个人中心 403 Forbidden (V4 修复)</w:t>
+            </w:r>
+          </w:p>
+        </w:tc>
+        <w:tc>
+          <w:tcPr>
+            <w:tcW w:type="dxa" w:w="2551"/>
+            <w:vAlign w:val="center"/>
+          </w:tcPr>
+          <w:p>
+            <w:pPr>
+              <w:spacing w:before="0" w:after="0" w:line="288" w:lineRule="auto"/>
+              <w:jc w:val="left"/>
+            </w:pPr>
+            <w:r/>
+            <w:r>
+              <w:rPr>
+                <w:rFonts w:ascii="Times New Roman" w:hAnsi="Times New Roman" w:eastAsia="宋体" w:cs="Times New Roman"/>
+                <w:b w:val="0"/>
+                <w:i w:val="0"/>
+                <w:color w:val="000000"/>
+                <w:sz w:val="20"/>
+              </w:rPr>
+              <w:t>user-service SecurityConfig 限制 /user/info 路径, 但 Gateway 透传时未携带 Spring Security 凭证</w:t>
+            </w:r>
+          </w:p>
+        </w:tc>
+        <w:tc>
+          <w:tcPr>
+            <w:tcW w:type="dxa" w:w="3969"/>
+            <w:vAlign w:val="center"/>
+          </w:tcPr>
+          <w:p>
+            <w:pPr>
+              <w:spacing w:before="0" w:after="0" w:line="288" w:lineRule="auto"/>
+              <w:jc w:val="left"/>
+            </w:pPr>
+            <w:r/>
+            <w:r>
+              <w:rPr>
+                <w:rFonts w:ascii="Times New Roman" w:hAnsi="Times New Roman" w:eastAsia="宋体" w:cs="Times New Roman"/>
+                <w:b w:val="0"/>
+                <w:i w:val="0"/>
+                <w:color w:val="000000"/>
+                <w:sz w:val="20"/>
+              </w:rPr>
+              <w:t>user-service SecurityConfig 改为 permitAll(), 鉴权统一由 Gateway 接管</w:t>
+            </w:r>
+          </w:p>
+        </w:tc>
+      </w:tr>
+      <w:tr>
+        <w:tc>
+          <w:tcPr>
+            <w:tcW w:type="dxa" w:w="2551"/>
+            <w:vAlign w:val="center"/>
+          </w:tcPr>
+          <w:p>
+            <w:pPr>
+              <w:spacing w:before="0" w:after="0" w:line="288" w:lineRule="auto"/>
+              <w:jc w:val="center"/>
+            </w:pPr>
+            <w:r/>
+            <w:r>
+              <w:rPr>
+                <w:rFonts w:ascii="Times New Roman" w:hAnsi="Times New Roman" w:eastAsia="宋体" w:cs="Times New Roman"/>
+                <w:b/>
+                <w:i w:val="0"/>
+                <w:color w:val="000000"/>
+                <w:sz w:val="20"/>
+              </w:rPr>
+              <w:t>管理员 API 普通用户也能访问 (V4 修复)</w:t>
+            </w:r>
+          </w:p>
+        </w:tc>
+        <w:tc>
+          <w:tcPr>
+            <w:tcW w:type="dxa" w:w="2551"/>
+            <w:vAlign w:val="center"/>
+          </w:tcPr>
+          <w:p>
+            <w:pPr>
+              <w:spacing w:before="0" w:after="0" w:line="288" w:lineRule="auto"/>
+              <w:jc w:val="left"/>
+            </w:pPr>
+            <w:r/>
+            <w:r>
+              <w:rPr>
+                <w:rFonts w:ascii="Times New Roman" w:hAnsi="Times New Roman" w:eastAsia="宋体" w:cs="Times New Roman"/>
+                <w:b w:val="0"/>
+                <w:i w:val="0"/>
+                <w:color w:val="000000"/>
+                <w:sz w:val="20"/>
+              </w:rPr>
+              <w:t>JWT 中不含 role claim, 网关未透传角色头, 后端无任何角色校验</w:t>
+            </w:r>
+          </w:p>
+        </w:tc>
+        <w:tc>
+          <w:tcPr>
+            <w:tcW w:type="dxa" w:w="3969"/>
+            <w:vAlign w:val="center"/>
+          </w:tcPr>
+          <w:p>
+            <w:pPr>
+              <w:spacing w:before="0" w:after="0" w:line="288" w:lineRule="auto"/>
+              <w:jc w:val="left"/>
+            </w:pPr>
+            <w:r/>
+            <w:r>
+              <w:rPr>
+                <w:rFonts w:ascii="Times New Roman" w:hAnsi="Times New Roman" w:eastAsia="宋体" w:cs="Times New Roman"/>
+                <w:b w:val="0"/>
+                <w:i w:val="0"/>
+                <w:color w:val="000000"/>
+                <w:sz w:val="20"/>
+              </w:rPr>
+              <w:t>(1) db_user.user 加 role 列 (2) JwtUtil 加 generateToken(id, username, role) (3) 网关注入 X-User-Role 头 (4) Controller 显式 @RequestHeader 校验 ADMIN</w:t>
+            </w:r>
+          </w:p>
+        </w:tc>
+      </w:tr>
+      <w:tr>
+        <w:tc>
+          <w:tcPr>
+            <w:tcW w:type="dxa" w:w="2551"/>
+            <w:vAlign w:val="center"/>
+          </w:tcPr>
+          <w:p>
+            <w:pPr>
+              <w:spacing w:before="0" w:after="0" w:line="288" w:lineRule="auto"/>
+              <w:jc w:val="center"/>
+            </w:pPr>
+            <w:r/>
+            <w:r>
+              <w:rPr>
+                <w:rFonts w:ascii="Times New Roman" w:hAnsi="Times New Roman" w:eastAsia="宋体" w:cs="Times New Roman"/>
+                <w:b/>
+                <w:i w:val="0"/>
+                <w:color w:val="000000"/>
+                <w:sz w:val="20"/>
+              </w:rPr>
+              <w:t>log-service 路径校验过严 (V4 修复)</w:t>
+            </w:r>
+          </w:p>
+        </w:tc>
+        <w:tc>
+          <w:tcPr>
+            <w:tcW w:type="dxa" w:w="2551"/>
+            <w:vAlign w:val="center"/>
+          </w:tcPr>
+          <w:p>
+            <w:pPr>
+              <w:spacing w:before="0" w:after="0" w:line="288" w:lineRule="auto"/>
+              <w:jc w:val="left"/>
+            </w:pPr>
+            <w:r/>
+            <w:r>
+              <w:rPr>
+                <w:rFonts w:ascii="Times New Roman" w:hAnsi="Times New Roman" w:eastAsia="宋体" w:cs="Times New Roman"/>
+                <w:b w:val="0"/>
+                <w:i w:val="0"/>
+                <w:color w:val="000000"/>
+                <w:sz w:val="20"/>
+              </w:rPr>
+              <w:t>resolveFile() 不允许任何绝对路径, 导致合法的 logs/xxx.log 路径也被拒</w:t>
+            </w:r>
+          </w:p>
+        </w:tc>
+        <w:tc>
+          <w:tcPr>
+            <w:tcW w:type="dxa" w:w="3969"/>
+            <w:vAlign w:val="center"/>
+          </w:tcPr>
+          <w:p>
+            <w:pPr>
+              <w:spacing w:before="0" w:after="0" w:line="288" w:lineRule="auto"/>
+              <w:jc w:val="left"/>
+            </w:pPr>
+            <w:r/>
+            <w:r>
+              <w:rPr>
+                <w:rFonts w:ascii="Times New Roman" w:hAnsi="Times New Roman" w:eastAsia="宋体" w:cs="Times New Roman"/>
+                <w:b w:val="0"/>
+                <w:i w:val="0"/>
+                <w:color w:val="000000"/>
+                <w:sz w:val="20"/>
+              </w:rPr>
+              <w:t>改造为：相对路径 (在 root 之下) 与绝对路径 (在 root 之内) 都接受, 二次 getCanonicalPath 校验防穿越</w:t>
+            </w:r>
+          </w:p>
+        </w:tc>
+      </w:tr>
+      <w:tr>
+        <w:tc>
+          <w:tcPr>
+            <w:tcW w:type="dxa" w:w="2551"/>
+            <w:vAlign w:val="center"/>
+          </w:tcPr>
+          <w:p>
+            <w:pPr>
+              <w:spacing w:before="0" w:after="0" w:line="288" w:lineRule="auto"/>
+              <w:jc w:val="center"/>
+            </w:pPr>
+            <w:r/>
+            <w:r>
+              <w:rPr>
+                <w:rFonts w:ascii="Times New Roman" w:hAnsi="Times New Roman" w:eastAsia="宋体" w:cs="Times New Roman"/>
+                <w:b/>
+                <w:i w:val="0"/>
+                <w:color w:val="000000"/>
+                <w:sz w:val="20"/>
+              </w:rPr>
+              <w:t>log-service URL 编码问题 (V4 修复)</w:t>
+            </w:r>
+          </w:p>
+        </w:tc>
+        <w:tc>
+          <w:tcPr>
+            <w:tcW w:type="dxa" w:w="2551"/>
+            <w:vAlign w:val="center"/>
+          </w:tcPr>
+          <w:p>
+            <w:pPr>
+              <w:spacing w:before="0" w:after="0" w:line="288" w:lineRule="auto"/>
+              <w:jc w:val="left"/>
+            </w:pPr>
+            <w:r/>
+            <w:r>
+              <w:rPr>
+                <w:rFonts w:ascii="Times New Roman" w:hAnsi="Times New Roman" w:eastAsia="宋体" w:cs="Times New Roman"/>
+                <w:b w:val="0"/>
+                <w:i w:val="0"/>
+                <w:color w:val="000000"/>
+                <w:sz w:val="20"/>
+              </w:rPr>
+              <w:t>测试脚本未对 file 参数 URL-encode, 含反斜杠/空格的路径直接 400</w:t>
+            </w:r>
+          </w:p>
+        </w:tc>
+        <w:tc>
+          <w:tcPr>
+            <w:tcW w:type="dxa" w:w="3969"/>
+            <w:vAlign w:val="center"/>
+          </w:tcPr>
+          <w:p>
+            <w:pPr>
+              <w:spacing w:before="0" w:after="0" w:line="288" w:lineRule="auto"/>
+              <w:jc w:val="left"/>
+            </w:pPr>
+            <w:r/>
+            <w:r>
+              <w:rPr>
+                <w:rFonts w:ascii="Times New Roman" w:hAnsi="Times New Roman" w:eastAsia="宋体" w:cs="Times New Roman"/>
+                <w:b w:val="0"/>
+                <w:i w:val="0"/>
+                <w:color w:val="000000"/>
+                <w:sz w:val="20"/>
+              </w:rPr>
+              <w:t>admin_test.py call() 方法对 query string 做 urllib.parse.quote 编码</w:t>
+            </w:r>
+          </w:p>
+        </w:tc>
+      </w:tr>
+      <w:tr>
+        <w:tc>
+          <w:tcPr>
+            <w:tcW w:type="dxa" w:w="2551"/>
+            <w:vAlign w:val="center"/>
+          </w:tcPr>
+          <w:p>
+            <w:pPr>
+              <w:spacing w:before="0" w:after="0" w:line="288" w:lineRule="auto"/>
+              <w:jc w:val="center"/>
+            </w:pPr>
+            <w:r/>
+            <w:r>
+              <w:rPr>
+                <w:rFonts w:ascii="Times New Roman" w:hAnsi="Times New Roman" w:eastAsia="宋体" w:cs="Times New Roman"/>
+                <w:b/>
+                <w:i w:val="0"/>
+                <w:color w:val="000000"/>
+                <w:sz w:val="20"/>
+              </w:rPr>
+              <w:t>.bat 启动脚本写死路径 (V4 修复)</w:t>
+            </w:r>
+          </w:p>
+        </w:tc>
+        <w:tc>
+          <w:tcPr>
+            <w:tcW w:type="dxa" w:w="2551"/>
+            <w:vAlign w:val="center"/>
+          </w:tcPr>
+          <w:p>
+            <w:pPr>
+              <w:spacing w:before="0" w:after="0" w:line="288" w:lineRule="auto"/>
+              <w:jc w:val="left"/>
+            </w:pPr>
+            <w:r/>
+            <w:r>
+              <w:rPr>
+                <w:rFonts w:ascii="Times New Roman" w:hAnsi="Times New Roman" w:eastAsia="宋体" w:cs="Times New Roman"/>
+                <w:b w:val="0"/>
+                <w:i w:val="0"/>
+                <w:color w:val="000000"/>
+                <w:sz w:val="20"/>
+              </w:rPr>
+              <w:t>原脚本中 java.exe 路径与项目根目录硬编码 D:\...\jdk\bin, 换机器即失效</w:t>
+            </w:r>
+          </w:p>
+        </w:tc>
+        <w:tc>
+          <w:tcPr>
+            <w:tcW w:type="dxa" w:w="3969"/>
+            <w:vAlign w:val="center"/>
+          </w:tcPr>
+          <w:p>
+            <w:pPr>
+              <w:spacing w:before="0" w:after="0" w:line="288" w:lineRule="auto"/>
+              <w:jc w:val="left"/>
+            </w:pPr>
+            <w:r/>
+            <w:r>
+              <w:rPr>
+                <w:rFonts w:ascii="Times New Roman" w:hAnsi="Times New Roman" w:eastAsia="宋体" w:cs="Times New Roman"/>
+                <w:b w:val="0"/>
+                <w:i w:val="0"/>
+                <w:color w:val="000000"/>
+                <w:sz w:val="20"/>
+              </w:rPr>
+              <w:t>脚本自动按 JAVA_HOME → where java → 注册表三级探测 JDK, 项目根由 %~dp0 向上两级推断</w:t>
+            </w:r>
+          </w:p>
+        </w:tc>
+      </w:tr>
+      <w:tr>
+        <w:tc>
+          <w:tcPr>
+            <w:tcW w:type="dxa" w:w="2551"/>
+            <w:vAlign w:val="center"/>
+          </w:tcPr>
+          <w:p>
+            <w:pPr>
+              <w:spacing w:before="0" w:after="0" w:line="288" w:lineRule="auto"/>
+              <w:jc w:val="center"/>
+            </w:pPr>
+            <w:r/>
+            <w:r>
+              <w:rPr>
+                <w:rFonts w:ascii="Times New Roman" w:hAnsi="Times New Roman" w:eastAsia="宋体" w:cs="Times New Roman"/>
+                <w:b/>
+                <w:i w:val="0"/>
+                <w:color w:val="000000"/>
+                <w:sz w:val="20"/>
+              </w:rPr>
+              <w:t>Sentinel 在 IDE sandbox 下崩溃 (V4 修复)</w:t>
+            </w:r>
+          </w:p>
+        </w:tc>
+        <w:tc>
+          <w:tcPr>
+            <w:tcW w:type="dxa" w:w="2551"/>
+            <w:vAlign w:val="center"/>
+          </w:tcPr>
+          <w:p>
+            <w:pPr>
+              <w:spacing w:before="0" w:after="0" w:line="288" w:lineRule="auto"/>
+              <w:jc w:val="left"/>
+            </w:pPr>
+            <w:r/>
+            <w:r>
+              <w:rPr>
+                <w:rFonts w:ascii="Times New Roman" w:hAnsi="Times New Roman" w:eastAsia="宋体" w:cs="Times New Roman"/>
+                <w:b w:val="0"/>
+                <w:i w:val="0"/>
+                <w:color w:val="000000"/>
+                <w:sz w:val="20"/>
+              </w:rPr>
+              <w:t>DateFileLogHandler 在 C:\Users\29236\logs\csp 创建 .lck 文件被 sandbox 阻止, 抛 NPE 致 FlowRuleManager 失败</w:t>
+            </w:r>
+          </w:p>
+        </w:tc>
+        <w:tc>
+          <w:tcPr>
+            <w:tcW w:type="dxa" w:w="3969"/>
+            <w:vAlign w:val="center"/>
+          </w:tcPr>
+          <w:p>
+            <w:pPr>
+              <w:spacing w:before="0" w:after="0" w:line="288" w:lineRule="auto"/>
+              <w:jc w:val="left"/>
+            </w:pPr>
+            <w:r/>
+            <w:r>
+              <w:rPr>
+                <w:rFonts w:ascii="Times New Roman" w:hAnsi="Times New Roman" w:eastAsia="宋体" w:cs="Times New Roman"/>
+                <w:b w:val="0"/>
+                <w:i w:val="0"/>
+                <w:color w:val="000000"/>
+                <w:sz w:val="20"/>
+              </w:rPr>
+              <w:t>所有服务 -Dcsp.sentinel.log.dir=&lt;项目&gt;/logs/csp, 强制写到项目内允许写入的目录</w:t>
+            </w:r>
+          </w:p>
+        </w:tc>
+      </w:tr>
+      <w:tr>
+        <w:tc>
+          <w:tcPr>
+            <w:tcW w:type="dxa" w:w="2551"/>
+            <w:vAlign w:val="center"/>
+          </w:tcPr>
+          <w:p>
+            <w:pPr>
+              <w:spacing w:before="0" w:after="0" w:line="288" w:lineRule="auto"/>
+              <w:jc w:val="center"/>
+            </w:pPr>
+            <w:r/>
+            <w:r>
+              <w:rPr>
+                <w:rFonts w:ascii="Times New Roman" w:hAnsi="Times New Roman" w:eastAsia="宋体" w:cs="Times New Roman"/>
+                <w:b/>
+                <w:i w:val="0"/>
+                <w:color w:val="000000"/>
+                <w:sz w:val="20"/>
+              </w:rPr>
+              <w:t>RabbitMQ 推送订单事件抛 MessageConversionException (V5 修复)</w:t>
+            </w:r>
+          </w:p>
+        </w:tc>
+        <w:tc>
+          <w:tcPr>
+            <w:tcW w:type="dxa" w:w="2551"/>
+            <w:vAlign w:val="center"/>
+          </w:tcPr>
+          <w:p>
+            <w:pPr>
+              <w:spacing w:before="0" w:after="0" w:line="288" w:lineRule="auto"/>
+              <w:jc w:val="left"/>
+            </w:pPr>
+            <w:r/>
+            <w:r>
+              <w:rPr>
+                <w:rFonts w:ascii="Times New Roman" w:hAnsi="Times New Roman" w:eastAsia="宋体" w:cs="Times New Roman"/>
+                <w:b w:val="0"/>
+                <w:i w:val="0"/>
+                <w:color w:val="000000"/>
+                <w:sz w:val="20"/>
+              </w:rPr>
+              <w:t>Jackson 默认 ObjectMapper 无法序列化 java.time.LocalDateTime</w:t>
+            </w:r>
+          </w:p>
+        </w:tc>
+        <w:tc>
+          <w:tcPr>
+            <w:tcW w:type="dxa" w:w="3969"/>
+            <w:vAlign w:val="center"/>
+          </w:tcPr>
+          <w:p>
+            <w:pPr>
+              <w:spacing w:before="0" w:after="0" w:line="288" w:lineRule="auto"/>
+              <w:jc w:val="left"/>
+            </w:pPr>
+            <w:r/>
+            <w:r>
+              <w:rPr>
+                <w:rFonts w:ascii="Times New Roman" w:hAnsi="Times New Roman" w:eastAsia="宋体" w:cs="Times New Roman"/>
+                <w:b w:val="0"/>
+                <w:i w:val="0"/>
+                <w:color w:val="000000"/>
+                <w:sz w:val="20"/>
+              </w:rPr>
+              <w:t>RabbitConfig.messageConverter() 自定义 ObjectMapper, 注册 JavaTimeModule 并禁用 WRITE_DATES_AS_TIMESTAMPS</w:t>
+            </w:r>
+          </w:p>
+        </w:tc>
+      </w:tr>
+      <w:tr>
+        <w:tc>
+          <w:tcPr>
+            <w:tcW w:type="dxa" w:w="2551"/>
+            <w:vAlign w:val="center"/>
+          </w:tcPr>
+          <w:p>
+            <w:pPr>
+              <w:spacing w:before="0" w:after="0" w:line="288" w:lineRule="auto"/>
+              <w:jc w:val="center"/>
+            </w:pPr>
+            <w:r/>
+            <w:r>
+              <w:rPr>
+                <w:rFonts w:ascii="Times New Roman" w:hAnsi="Times New Roman" w:eastAsia="宋体" w:cs="Times New Roman"/>
+                <w:b/>
+                <w:i w:val="0"/>
+                <w:color w:val="000000"/>
+                <w:sz w:val="20"/>
+              </w:rPr>
+              <w:t>RabbitMQ 管理控制台 15672 拒绝连接 (V5 修复)</w:t>
+            </w:r>
+          </w:p>
+        </w:tc>
+        <w:tc>
+          <w:tcPr>
+            <w:tcW w:type="dxa" w:w="2551"/>
+            <w:vAlign w:val="center"/>
+          </w:tcPr>
+          <w:p>
+            <w:pPr>
+              <w:spacing w:before="0" w:after="0" w:line="288" w:lineRule="auto"/>
+              <w:jc w:val="left"/>
+            </w:pPr>
+            <w:r/>
+            <w:r>
+              <w:rPr>
+                <w:rFonts w:ascii="Times New Roman" w:hAnsi="Times New Roman" w:eastAsia="宋体" w:cs="Times New Roman"/>
+                <w:b w:val="0"/>
+                <w:i w:val="0"/>
+                <w:color w:val="000000"/>
+                <w:sz w:val="20"/>
+              </w:rPr>
+              <w:t>rabbitmq_management 插件未启用</w:t>
+            </w:r>
+          </w:p>
+        </w:tc>
+        <w:tc>
+          <w:tcPr>
+            <w:tcW w:type="dxa" w:w="3969"/>
+            <w:vAlign w:val="center"/>
+          </w:tcPr>
+          <w:p>
+            <w:pPr>
+              <w:spacing w:before="0" w:after="0" w:line="288" w:lineRule="auto"/>
+              <w:jc w:val="left"/>
+            </w:pPr>
+            <w:r/>
+            <w:r>
+              <w:rPr>
+                <w:rFonts w:ascii="Times New Roman" w:hAnsi="Times New Roman" w:eastAsia="宋体" w:cs="Times New Roman"/>
+                <w:b w:val="0"/>
+                <w:i w:val="0"/>
+                <w:color w:val="000000"/>
+                <w:sz w:val="20"/>
+              </w:rPr>
+              <w:t>执行 rabbitmq-plugins enable rabbitmq_management 重启服务</w:t>
+            </w:r>
+          </w:p>
+        </w:tc>
+      </w:tr>
+      <w:tr>
+        <w:tc>
+          <w:tcPr>
+            <w:tcW w:type="dxa" w:w="2551"/>
+            <w:vAlign w:val="center"/>
+          </w:tcPr>
+          <w:p>
+            <w:pPr>
+              <w:spacing w:before="0" w:after="0" w:line="288" w:lineRule="auto"/>
+              <w:jc w:val="center"/>
+            </w:pPr>
+            <w:r/>
+            <w:r>
+              <w:rPr>
+                <w:rFonts w:ascii="Times New Roman" w:hAnsi="Times New Roman" w:eastAsia="宋体" w:cs="Times New Roman"/>
+                <w:b/>
+                <w:i w:val="0"/>
+                <w:color w:val="000000"/>
+                <w:sz w:val="20"/>
+              </w:rPr>
+              <w:t>log-service MQ 落盘写到错误目录 (V5 修复)</w:t>
+            </w:r>
+          </w:p>
+        </w:tc>
+        <w:tc>
+          <w:tcPr>
+            <w:tcW w:type="dxa" w:w="2551"/>
+            <w:vAlign w:val="center"/>
+          </w:tcPr>
+          <w:p>
+            <w:pPr>
+              <w:spacing w:before="0" w:after="0" w:line="288" w:lineRule="auto"/>
+              <w:jc w:val="left"/>
+            </w:pPr>
+            <w:r/>
+            <w:r>
+              <w:rPr>
+                <w:rFonts w:ascii="Times New Roman" w:hAnsi="Times New Roman" w:eastAsia="宋体" w:cs="Times New Roman"/>
+                <w:b w:val="0"/>
+                <w:i w:val="0"/>
+                <w:color w:val="000000"/>
+                <w:sz w:val="20"/>
+              </w:rPr>
+              <w:t>原代码硬编码 logs/ 相对路径, 启动时 user.dir 不一定是项目根</w:t>
+            </w:r>
+          </w:p>
+        </w:tc>
+        <w:tc>
+          <w:tcPr>
+            <w:tcW w:type="dxa" w:w="3969"/>
+            <w:vAlign w:val="center"/>
+          </w:tcPr>
+          <w:p>
+            <w:pPr>
+              <w:spacing w:before="0" w:after="0" w:line="288" w:lineRule="auto"/>
+              <w:jc w:val="left"/>
+            </w:pPr>
+            <w:r/>
+            <w:r>
+              <w:rPr>
+                <w:rFonts w:ascii="Times New Roman" w:hAnsi="Times New Roman" w:eastAsia="宋体" w:cs="Times New Roman"/>
+                <w:b w:val="0"/>
+                <w:i w:val="0"/>
+                <w:color w:val="000000"/>
+                <w:sz w:val="20"/>
+              </w:rPr>
+              <w:t>新增 emall.log.root 系统属性, OrderEventListener.resolveLogFile() 优先读取该属性, 兜底用 user.dir+logs</w:t>
+            </w:r>
+          </w:p>
+        </w:tc>
+      </w:tr>
+      <w:tr>
+        <w:tc>
+          <w:tcPr>
+            <w:tcW w:type="dxa" w:w="2551"/>
+            <w:vAlign w:val="center"/>
+          </w:tcPr>
+          <w:p>
+            <w:pPr>
+              <w:spacing w:before="0" w:after="0" w:line="288" w:lineRule="auto"/>
+              <w:jc w:val="center"/>
+            </w:pPr>
+            <w:r/>
+            <w:r>
+              <w:rPr>
+                <w:rFonts w:ascii="Times New Roman" w:hAnsi="Times New Roman" w:eastAsia="宋体" w:cs="Times New Roman"/>
+                <w:b/>
+                <w:i w:val="0"/>
+                <w:color w:val="000000"/>
+                <w:sz w:val="20"/>
+              </w:rPr>
+              <w:t>RabbitMQ 事件消费侧事件丢失但订单已成功 (V5 设计)</w:t>
+            </w:r>
+          </w:p>
+        </w:tc>
+        <w:tc>
+          <w:tcPr>
+            <w:tcW w:type="dxa" w:w="2551"/>
+            <w:vAlign w:val="center"/>
+          </w:tcPr>
+          <w:p>
+            <w:pPr>
+              <w:spacing w:before="0" w:after="0" w:line="288" w:lineRule="auto"/>
+              <w:jc w:val="left"/>
+            </w:pPr>
+            <w:r/>
+            <w:r>
+              <w:rPr>
+                <w:rFonts w:ascii="Times New Roman" w:hAnsi="Times New Roman" w:eastAsia="宋体" w:cs="Times New Roman"/>
+                <w:b w:val="0"/>
+                <w:i w:val="0"/>
+                <w:color w:val="000000"/>
+                <w:sz w:val="20"/>
+              </w:rPr>
+              <w:t>Publisher 与 Listener 解耦, RabbitMQ 不可用时不阻塞业务</w:t>
+            </w:r>
+          </w:p>
+        </w:tc>
+        <w:tc>
+          <w:tcPr>
+            <w:tcW w:type="dxa" w:w="3969"/>
+            <w:vAlign w:val="center"/>
+          </w:tcPr>
+          <w:p>
+            <w:pPr>
+              <w:spacing w:before="0" w:after="0" w:line="288" w:lineRule="auto"/>
+              <w:jc w:val="left"/>
+            </w:pPr>
+            <w:r/>
+            <w:r>
+              <w:rPr>
+                <w:rFonts w:ascii="Times New Roman" w:hAnsi="Times New Roman" w:eastAsia="宋体" w:cs="Times New Roman"/>
+                <w:b w:val="0"/>
+                <w:i w:val="0"/>
+                <w:color w:val="000000"/>
+                <w:sz w:val="20"/>
+              </w:rPr>
+              <w:t>OrderEventPublisher 异常 try-catch 记 ERROR; Listener 异常只记 ERROR, listener.simple.retry 3 次, 业务数据以 MySQL 为准</w:t>
+            </w:r>
+          </w:p>
+        </w:tc>
+      </w:tr>
     </w:tbl>
     <w:p>
       <w:pPr>
@@ -2757,7 +4117,7 @@
       <w:r>
         <w:drawing>
           <wp:inline xmlns:a="http://schemas.openxmlformats.org/drawingml/2006/main" xmlns:pic="http://schemas.openxmlformats.org/drawingml/2006/picture">
-            <wp:extent cx="5040000" cy="3000808"/>
+            <wp:extent cx="5040000" cy="2817982"/>
             <wp:docPr id="1" name="Picture 1"/>
             <wp:cNvGraphicFramePr>
               <a:graphicFrameLocks noChangeAspect="1"/>
@@ -2778,7 +4138,7 @@
                   <pic:spPr>
                     <a:xfrm>
                       <a:off x="0" y="0"/>
-                      <a:ext cx="5040000" cy="3000808"/>
+                      <a:ext cx="5040000" cy="2817982"/>
                     </a:xfrm>
                     <a:prstGeom prst="rect"/>
                   </pic:spPr>
@@ -2819,7 +4179,7 @@
           <w:color w:val="000000"/>
           <w:sz w:val="21"/>
         </w:rPr>
-        <w:t>自动化测试：42 用例全过 (16 API + 12 集成 + 4 Sentinel + 6 前端订单模块 + 3 库存回滚 + 1 商品冗余库存同步)。</w:t>
+        <w:t>自动化测试：71 用例全过 (16 API + 12 集成 + 4 Sentinel + 3 库存回滚 + 1 商品冗余同步 + 18 管理员接口 + 6 前端订单模块 + 11 RabbitMQ)。</w:t>
       </w:r>
     </w:p>
     <w:p>
@@ -2853,7 +4213,7 @@
           <w:color w:val="000000"/>
           <w:sz w:val="21"/>
         </w:rPr>
-        <w:t>异常场景：Sentinel 限流、Feign 降级、乐观锁冲突、Token 过期全部正确处理。</w:t>
+        <w:t>异常场景：Sentinel 限流、Feign 降级、乐观锁冲突、Token 过期、RBAC 拒绝、RabbitMQ 推送/消费异常 全部正确处理。</w:t>
       </w:r>
     </w:p>
     <w:p>
@@ -2905,6 +4265,57 @@
           <w:sz w:val="21"/>
         </w:rPr>
         <w:t>商品冗余库存：product.stock 随订单创建 -qty、取消 +qty 同步变化，前端 /products 列表实时显示真实库存 (148→146→148 等)。</w:t>
+      </w:r>
+    </w:p>
+    <w:p>
+      <w:pPr>
+        <w:pStyle w:val="ListBullet"/>
+        <w:spacing w:before="0" w:after="0" w:line="336" w:lineRule="auto"/>
+        <w:ind w:left="420"/>
+      </w:pPr>
+      <w:r>
+        <w:rPr>
+          <w:rFonts w:ascii="Times New Roman" w:hAnsi="Times New Roman" w:eastAsia="宋体" w:cs="Times New Roman"/>
+          <w:b w:val="0"/>
+          <w:i w:val="0"/>
+          <w:color w:val="000000"/>
+          <w:sz w:val="21"/>
+        </w:rPr>
+        <w:t>管理员接口：5 个管理模块 (用户/商品/库存/订单/日志) 18 个用例全过，普通用户访问管理接口统一返回 HTTP 403 业务码，前后端双重 RBAC 防护到位。</w:t>
+      </w:r>
+    </w:p>
+    <w:p>
+      <w:pPr>
+        <w:pStyle w:val="ListBullet"/>
+        <w:spacing w:before="0" w:after="0" w:line="336" w:lineRule="auto"/>
+        <w:ind w:left="420"/>
+      </w:pPr>
+      <w:r>
+        <w:rPr>
+          <w:rFonts w:ascii="Times New Roman" w:hAnsi="Times New Roman" w:eastAsia="宋体" w:cs="Times New Roman"/>
+          <w:b w:val="0"/>
+          <w:i w:val="0"/>
+          <w:color w:val="000000"/>
+          <w:sz w:val="21"/>
+        </w:rPr>
+        <w:t>日志服务：路径安全校验 + URL 编码 + tail/search 三端点全过，路径穿越与绝对路径逃逸均被拒绝。</w:t>
+      </w:r>
+    </w:p>
+    <w:p>
+      <w:pPr>
+        <w:pStyle w:val="ListBullet"/>
+        <w:spacing w:before="0" w:after="0" w:line="336" w:lineRule="auto"/>
+        <w:ind w:left="420"/>
+      </w:pPr>
+      <w:r>
+        <w:rPr>
+          <w:rFonts w:ascii="Times New Roman" w:hAnsi="Times New Roman" w:eastAsia="宋体" w:cs="Times New Roman"/>
+          <w:b w:val="0"/>
+          <w:i w:val="0"/>
+          <w:color w:val="000000"/>
+          <w:sz w:val="21"/>
+        </w:rPr>
+        <w:t>RabbitMQ 事件流：发布/消费/落盘/RBAC 11 个用例全过，product-service 统计接口 total=4 (created=2/paid=1/cancelled=1)，log-service logs/order-events-*.log 累积 12 行事件。</w:t>
       </w:r>
     </w:p>
     <w:p>
@@ -2972,7 +4383,7 @@
           <w:color w:val="000000"/>
           <w:sz w:val="21"/>
         </w:rPr>
-        <w:t>消息队列：订单创建后异步发送 MQ 通知库存、物流系统。</w:t>
+        <w:t>消息可靠性：RabbitMQ 接入 Publisher Confirm + Consumer ACK + 死信队列 (DLX) 替代当前 fire-and-forget 模式，订单事件 100% 可靠投递。</w:t>
       </w:r>
     </w:p>
     <w:p>
@@ -2989,7 +4400,7 @@
           <w:color w:val="000000"/>
           <w:sz w:val="21"/>
         </w:rPr>
-        <w:t>分布式事务：订单+库存+支付改造成 Seata AT 模式。</w:t>
+        <w:t>MQ 路由扩展：新增 order.refunded / order.shipped 等 routing key 支持退款、物流场景。</w:t>
       </w:r>
     </w:p>
     <w:p>
@@ -3006,7 +4417,24 @@
           <w:color w:val="000000"/>
           <w:sz w:val="21"/>
         </w:rPr>
-        <w:t>容器化部署：编写 Dockerfile + docker-compose.yml 一键起整套环境。</w:t>
+        <w:t>分布式事务：订单+库存+支付改造成 Seata AT 模式，或基于 MQ 事务消息 + 本地消息表。</w:t>
+      </w:r>
+    </w:p>
+    <w:p>
+      <w:pPr>
+        <w:pStyle w:val="ListBullet"/>
+        <w:spacing w:before="0" w:after="0" w:line="336" w:lineRule="auto"/>
+        <w:ind w:left="420"/>
+      </w:pPr>
+      <w:r>
+        <w:rPr>
+          <w:rFonts w:ascii="Times New Roman" w:hAnsi="Times New Roman" w:eastAsia="宋体" w:cs="Times New Roman"/>
+          <w:b w:val="0"/>
+          <w:i w:val="0"/>
+          <w:color w:val="000000"/>
+          <w:sz w:val="21"/>
+        </w:rPr>
+        <w:t>容器化部署：编写 Dockerfile + docker-compose.yml 一键起整套环境 (含 RabbitMQ)。</w:t>
       </w:r>
     </w:p>
     <w:p>
